--- a/sistema/05-material/ficha-exemplo-kaori.docx
+++ b/sistema/05-material/ficha-exemplo-kaori.docx
@@ -40,7 +40,7 @@
     </w:p>
     <w:p>
       <w:pPr>
-        <w:spacing w:after="120"/>
+        <w:spacing w:after="20"/>
       </w:pPr>
     </w:p>
     <w:tbl>
@@ -75,9 +75,9 @@
             </w:tcBorders>
             <w:shd w:fill="FDF0F6" w:color="auto" w:val="clear"/>
             <w:tcMar>
-              <w:top w:type="dxa" w:w="42"/>
+              <w:top w:type="dxa" w:w="30"/>
               <w:left w:type="dxa" w:w="120"/>
-              <w:bottom w:type="dxa" w:w="42"/>
+              <w:bottom w:type="dxa" w:w="30"/>
               <w:right w:type="dxa" w:w="120"/>
             </w:tcMar>
             <w:vAlign w:val="top"/>
@@ -123,9 +123,9 @@
             </w:tcBorders>
             <w:shd w:fill="FDF0F6" w:color="auto" w:val="clear"/>
             <w:tcMar>
-              <w:top w:type="dxa" w:w="42"/>
+              <w:top w:type="dxa" w:w="30"/>
               <w:left w:type="dxa" w:w="120"/>
-              <w:bottom w:type="dxa" w:w="42"/>
+              <w:bottom w:type="dxa" w:w="30"/>
               <w:right w:type="dxa" w:w="120"/>
             </w:tcMar>
             <w:vAlign w:val="top"/>
@@ -171,9 +171,9 @@
             </w:tcBorders>
             <w:shd w:fill="FDF0F6" w:color="auto" w:val="clear"/>
             <w:tcMar>
-              <w:top w:type="dxa" w:w="42"/>
+              <w:top w:type="dxa" w:w="30"/>
               <w:left w:type="dxa" w:w="120"/>
-              <w:bottom w:type="dxa" w:w="42"/>
+              <w:bottom w:type="dxa" w:w="30"/>
               <w:right w:type="dxa" w:w="120"/>
             </w:tcMar>
             <w:vAlign w:val="top"/>
@@ -249,9 +249,9 @@
             </w:tcBorders>
             <w:shd w:fill="FDF0F6" w:color="auto" w:val="clear"/>
             <w:tcMar>
-              <w:top w:type="dxa" w:w="42"/>
+              <w:top w:type="dxa" w:w="30"/>
               <w:left w:type="dxa" w:w="120"/>
-              <w:bottom w:type="dxa" w:w="42"/>
+              <w:bottom w:type="dxa" w:w="30"/>
               <w:right w:type="dxa" w:w="120"/>
             </w:tcMar>
             <w:vAlign w:val="top"/>
@@ -297,9 +297,9 @@
             </w:tcBorders>
             <w:shd w:fill="FDF0F6" w:color="auto" w:val="clear"/>
             <w:tcMar>
-              <w:top w:type="dxa" w:w="42"/>
+              <w:top w:type="dxa" w:w="30"/>
               <w:left w:type="dxa" w:w="120"/>
-              <w:bottom w:type="dxa" w:w="42"/>
+              <w:bottom w:type="dxa" w:w="30"/>
               <w:right w:type="dxa" w:w="120"/>
             </w:tcMar>
             <w:vAlign w:val="top"/>
@@ -345,9 +345,9 @@
             </w:tcBorders>
             <w:shd w:fill="FDF0F6" w:color="auto" w:val="clear"/>
             <w:tcMar>
-              <w:top w:type="dxa" w:w="42"/>
+              <w:top w:type="dxa" w:w="30"/>
               <w:left w:type="dxa" w:w="120"/>
-              <w:bottom w:type="dxa" w:w="42"/>
+              <w:bottom w:type="dxa" w:w="30"/>
               <w:right w:type="dxa" w:w="120"/>
             </w:tcMar>
             <w:vAlign w:val="top"/>
@@ -393,9 +393,9 @@
             </w:tcBorders>
             <w:shd w:fill="FDF0F6" w:color="auto" w:val="clear"/>
             <w:tcMar>
-              <w:top w:type="dxa" w:w="42"/>
+              <w:top w:type="dxa" w:w="30"/>
               <w:left w:type="dxa" w:w="120"/>
-              <w:bottom w:type="dxa" w:w="42"/>
+              <w:bottom w:type="dxa" w:w="30"/>
               <w:right w:type="dxa" w:w="120"/>
             </w:tcMar>
             <w:vAlign w:val="top"/>
@@ -441,9 +441,9 @@
             </w:tcBorders>
             <w:shd w:fill="FDF0F6" w:color="auto" w:val="clear"/>
             <w:tcMar>
-              <w:top w:type="dxa" w:w="42"/>
+              <w:top w:type="dxa" w:w="30"/>
               <w:left w:type="dxa" w:w="120"/>
-              <w:bottom w:type="dxa" w:w="42"/>
+              <w:bottom w:type="dxa" w:w="30"/>
               <w:right w:type="dxa" w:w="120"/>
             </w:tcMar>
             <w:vAlign w:val="top"/>
@@ -482,7 +482,7 @@
     </w:tbl>
     <w:p>
       <w:pPr>
-        <w:spacing w:after="96" w:before="36"/>
+        <w:spacing w:after="48" w:before="36"/>
       </w:pPr>
       <w:r>
         <w:rPr>
@@ -519,9 +519,9 @@
             <w:tcW w:type="dxa" w:w="9600"/>
             <w:shd w:fill="2B1B2E" w:color="auto" w:val="clear"/>
             <w:tcMar>
-              <w:top w:type="dxa" w:w="50"/>
+              <w:top w:type="dxa" w:w="34"/>
               <w:left w:type="dxa" w:w="150"/>
-              <w:bottom w:type="dxa" w:w="50"/>
+              <w:bottom w:type="dxa" w:w="34"/>
               <w:right w:type="dxa" w:w="150"/>
             </w:tcMar>
           </w:tcPr>
@@ -827,7 +827,7 @@
     </w:tbl>
     <w:p>
       <w:pPr>
-        <w:spacing w:after="96" w:before="36"/>
+        <w:spacing w:after="48" w:before="36"/>
       </w:pPr>
       <w:r>
         <w:rPr>
@@ -864,9 +864,9 @@
             <w:tcW w:type="dxa" w:w="9600"/>
             <w:shd w:fill="2B1B2E" w:color="auto" w:val="clear"/>
             <w:tcMar>
-              <w:top w:type="dxa" w:w="50"/>
+              <w:top w:type="dxa" w:w="34"/>
               <w:left w:type="dxa" w:w="150"/>
-              <w:bottom w:type="dxa" w:w="50"/>
+              <w:bottom w:type="dxa" w:w="34"/>
               <w:right w:type="dxa" w:w="150"/>
             </w:tcMar>
           </w:tcPr>
@@ -2272,7 +2272,7 @@
     </w:tbl>
     <w:p>
       <w:pPr>
-        <w:spacing w:after="96" w:before="36"/>
+        <w:spacing w:after="48" w:before="36"/>
       </w:pPr>
       <w:r>
         <w:rPr>
@@ -2352,9 +2352,9 @@
             <w:tcW w:type="dxa" w:w="9600"/>
             <w:shd w:fill="2B1B2E" w:color="auto" w:val="clear"/>
             <w:tcMar>
-              <w:top w:type="dxa" w:w="50"/>
+              <w:top w:type="dxa" w:w="34"/>
               <w:left w:type="dxa" w:w="150"/>
-              <w:bottom w:type="dxa" w:w="50"/>
+              <w:bottom w:type="dxa" w:w="34"/>
               <w:right w:type="dxa" w:w="150"/>
             </w:tcMar>
           </w:tcPr>
@@ -3009,9 +3009,9 @@
             <w:tcW w:type="dxa" w:w="9600"/>
             <w:shd w:fill="2B1B2E" w:color="auto" w:val="clear"/>
             <w:tcMar>
-              <w:top w:type="dxa" w:w="50"/>
+              <w:top w:type="dxa" w:w="34"/>
               <w:left w:type="dxa" w:w="150"/>
-              <w:bottom w:type="dxa" w:w="50"/>
+              <w:bottom w:type="dxa" w:w="34"/>
               <w:right w:type="dxa" w:w="150"/>
             </w:tcMar>
           </w:tcPr>
@@ -4256,7 +4256,7 @@
     </w:tbl>
     <w:p>
       <w:pPr>
-        <w:spacing w:after="96" w:before="36"/>
+        <w:spacing w:after="48" w:before="36"/>
       </w:pPr>
       <w:r>
         <w:rPr>
@@ -4335,9 +4335,9 @@
             <w:tcW w:type="dxa" w:w="9600"/>
             <w:shd w:fill="2B1B2E" w:color="auto" w:val="clear"/>
             <w:tcMar>
-              <w:top w:type="dxa" w:w="50"/>
+              <w:top w:type="dxa" w:w="34"/>
               <w:left w:type="dxa" w:w="150"/>
-              <w:bottom w:type="dxa" w:w="50"/>
+              <w:bottom w:type="dxa" w:w="34"/>
               <w:right w:type="dxa" w:w="150"/>
             </w:tcMar>
           </w:tcPr>
@@ -4733,7 +4733,7 @@
     </w:tbl>
     <w:p>
       <w:pPr>
-        <w:spacing w:after="96" w:before="36"/>
+        <w:spacing w:after="48" w:before="36"/>
       </w:pPr>
       <w:r>
         <w:rPr>
@@ -4773,7 +4773,7 @@
         <w:sectPr>
           <w:footerReference w:type="default" r:id="rId7"/>
           <w:pgSz w:w="11906" w:h="16838" w:orient="portrait"/>
-          <w:pgMar w:top="680" w:right="780" w:bottom="560" w:left="780" w:header="708" w:footer="708" w:gutter="0"/>
+          <w:pgMar w:top="400" w:right="700" w:bottom="440" w:left="700" w:header="708" w:footer="708" w:gutter="0"/>
           <w:pgNumType/>
           <w:docGrid w:linePitch="360"/>
         </w:sectPr>
@@ -4817,7 +4817,7 @@
     </w:p>
     <w:p>
       <w:pPr>
-        <w:spacing w:after="120"/>
+        <w:spacing w:after="20"/>
       </w:pPr>
     </w:p>
     <w:tbl>
@@ -4889,18 +4889,8 @@
     </w:tbl>
     <w:p>
       <w:pPr>
-        <w:spacing w:after="96" w:before="36"/>
+        <w:spacing w:after="48" w:before="36"/>
       </w:pPr>
-      <w:r>
-        <w:rPr>
-          <w:i/>
-          <w:iCs/>
-          <w:color w:val="847B86"/>
-          <w:sz w:val="14"/>
-          <w:szCs w:val="14"/>
-        </w:rPr>
-        <w:t xml:space="preserve">É o que você carrega a campanha inteira: </w:t>
-      </w:r>
       <w:r>
         <w:rPr>
           <w:b/>
@@ -4911,7 +4901,7 @@
           <w:sz w:val="14"/>
           <w:szCs w:val="14"/>
         </w:rPr>
-        <w:t xml:space="preserve">a técnica nunca muda</w:t>
+        <w:t xml:space="preserve">A técnica nunca muda</w:t>
       </w:r>
       <w:r>
         <w:rPr>
@@ -4921,7 +4911,7 @@
           <w:sz w:val="14"/>
           <w:szCs w:val="14"/>
         </w:rPr>
-        <w:t xml:space="preserve">, o que evolui é o que você consegue fazer com ela. A Regra é lida por outra pessoa antes de entrar em jogo — quem escreveu sabe o que quis dizer; quem vai arbitrar, não.</w:t>
+        <w:t xml:space="preserve">: o que evolui é o que você faz com ela. Outra pessoa lê a Regra antes de ela entrar em jogo.</w:t>
       </w:r>
     </w:p>
     <w:tbl>
@@ -4937,7 +4927,8 @@
         </w:tblBorders>
       </w:tblPr>
       <w:tblGrid>
-        <w:gridCol w:w="9600"/>
+        <w:gridCol w:w="3840"/>
+        <w:gridCol w:w="5760"/>
       </w:tblGrid>
       <w:tr>
         <w:trPr>
@@ -4945,24 +4936,25 @@
         </w:trPr>
         <w:tc>
           <w:tcPr>
-            <w:tcW w:type="dxa" w:w="9600"/>
+            <w:tcW w:type="dxa" w:w="3840"/>
             <w:tcBorders>
               <w:top w:val="nil"/>
-              <w:left w:val="single" w:color="BC2A6E" w:sz="12"/>
-              <w:bottom w:val="nil"/>
+              <w:left w:val="nil"/>
+              <w:bottom w:val="single" w:color="9A6F87" w:sz="6"/>
               <w:right w:val="nil"/>
             </w:tcBorders>
             <w:shd w:fill="FDF0F6" w:color="auto" w:val="clear"/>
             <w:tcMar>
-              <w:top w:type="dxa" w:w="70"/>
-              <w:left w:type="dxa" w:w="150"/>
-              <w:bottom w:type="dxa" w:w="70"/>
-              <w:right w:type="dxa" w:w="150"/>
-            </w:tcMar>
-          </w:tcPr>
-          <w:p>
-            <w:pPr>
-              <w:spacing w:after="60" w:before="20"/>
+              <w:top w:type="dxa" w:w="30"/>
+              <w:left w:type="dxa" w:w="120"/>
+              <w:bottom w:type="dxa" w:w="30"/>
+              <w:right w:type="dxa" w:w="120"/>
+            </w:tcMar>
+            <w:vAlign w:val="top"/>
+          </w:tcPr>
+          <w:p>
+            <w:pPr>
+              <w:spacing w:after="10" w:before="20"/>
             </w:pPr>
             <w:r>
               <w:rPr>
@@ -4973,19 +4965,68 @@
                 <w:sz w:val="13"/>
                 <w:szCs w:val="13"/>
               </w:rPr>
-              <w:t xml:space="preserve">O ATRIBUTO DA TÉCNICA — UM DOS CINCO, ESCOLHIDO NA CRIAÇÃO E TRAVADO</w:t>
-            </w:r>
-          </w:p>
-          <w:p>
-            <w:pPr>
-              <w:spacing w:after="60" w:line="260"/>
-            </w:pPr>
-            <w:r>
-              <w:rPr>
-                <w:sz w:val="19"/>
-                <w:szCs w:val="19"/>
+              <w:t xml:space="preserve">O ATRIBUTO DA TÉCNICA — UM DOS CINCO, TRAVADO NA CRIAÇÃO</w:t>
+            </w:r>
+          </w:p>
+          <w:p>
+            <w:pPr>
+              <w:spacing w:after="30" w:before="0"/>
+            </w:pPr>
+            <w:r>
+              <w:rPr>
+                <w:color w:val="251727"/>
+                <w:sz w:val="20"/>
+                <w:szCs w:val="20"/>
               </w:rPr>
               <w:t xml:space="preserve">Força</w:t>
+            </w:r>
+          </w:p>
+        </w:tc>
+        <w:tc>
+          <w:tcPr>
+            <w:tcW w:type="dxa" w:w="5760"/>
+            <w:tcBorders>
+              <w:top w:val="nil"/>
+              <w:left w:val="nil"/>
+              <w:bottom w:val="single" w:color="9A6F87" w:sz="6"/>
+              <w:right w:val="nil"/>
+            </w:tcBorders>
+            <w:shd w:fill="FDF0F6" w:color="auto" w:val="clear"/>
+            <w:tcMar>
+              <w:top w:type="dxa" w:w="30"/>
+              <w:left w:type="dxa" w:w="120"/>
+              <w:bottom w:type="dxa" w:w="30"/>
+              <w:right w:type="dxa" w:w="120"/>
+            </w:tcMar>
+            <w:vAlign w:val="top"/>
+          </w:tcPr>
+          <w:p>
+            <w:pPr>
+              <w:spacing w:after="10" w:before="20"/>
+            </w:pPr>
+            <w:r>
+              <w:rPr>
+                <w:b/>
+                <w:bCs/>
+                <w:color w:val="847B86"/>
+                <w:spacing w:val="30"/>
+                <w:sz w:val="13"/>
+                <w:szCs w:val="13"/>
+              </w:rPr>
+              <w:t xml:space="preserve">SELO — O GESTO, A CONDIÇÃO OU O OBJETO QUE A TÉCNICA EXIGE</w:t>
+            </w:r>
+          </w:p>
+          <w:p>
+            <w:pPr>
+              <w:spacing w:after="30" w:before="0"/>
+            </w:pPr>
+            <w:r>
+              <w:rPr>
+                <w:color w:val="251727"/>
+                <w:sz w:val="20"/>
+                <w:szCs w:val="20"/>
+              </w:rPr>
+              <w:t xml:space="preserve">As duas mãos precisam se tocar antes.</w:t>
             </w:r>
           </w:p>
         </w:tc>
@@ -4993,7 +5034,7 @@
     </w:tbl>
     <w:p>
       <w:pPr>
-        <w:spacing w:after="96" w:before="36"/>
+        <w:spacing w:after="48" w:before="36"/>
       </w:pPr>
       <w:r>
         <w:rPr>
@@ -5003,7 +5044,7 @@
           <w:sz w:val="14"/>
           <w:szCs w:val="14"/>
         </w:rPr>
-        <w:t xml:space="preserve">É ele que entra no </w:t>
+        <w:t xml:space="preserve">O atributo entra no </w:t>
       </w:r>
       <w:r>
         <w:rPr>
@@ -5047,7 +5088,29 @@
           <w:sz w:val="14"/>
           <w:szCs w:val="14"/>
         </w:rPr>
-        <w:t xml:space="preserve">, na página 1. Se ele ficar para trás, a sua técnica fica junto.</w:t>
+        <w:t xml:space="preserve">, na página 1. O Selo não custa nem devolve ponto, e Restrição que o Selo já obriga </w:t>
+      </w:r>
+      <w:r>
+        <w:rPr>
+          <w:b/>
+          <w:bCs/>
+          <w:i/>
+          <w:iCs/>
+          <w:color w:val="847B86"/>
+          <w:sz w:val="14"/>
+          <w:szCs w:val="14"/>
+        </w:rPr>
+        <w:t xml:space="preserve">não devolve ponto</w:t>
+      </w:r>
+      <w:r>
+        <w:rPr>
+          <w:i/>
+          <w:iCs/>
+          <w:color w:val="847B86"/>
+          <w:sz w:val="14"/>
+          <w:szCs w:val="14"/>
+        </w:rPr>
+        <w:t xml:space="preserve">.</w:t>
       </w:r>
     </w:p>
     <w:tbl>
@@ -5145,9 +5208,9 @@
             <w:tcW w:type="dxa" w:w="9600"/>
             <w:shd w:fill="2B1B2E" w:color="auto" w:val="clear"/>
             <w:tcMar>
-              <w:top w:type="dxa" w:w="50"/>
+              <w:top w:type="dxa" w:w="34"/>
               <w:left w:type="dxa" w:w="150"/>
-              <w:bottom w:type="dxa" w:w="50"/>
+              <w:bottom w:type="dxa" w:w="34"/>
               <w:right w:type="dxa" w:w="150"/>
             </w:tcMar>
           </w:tcPr>
@@ -5399,7 +5462,7 @@
                 <w:sz w:val="17"/>
                 <w:szCs w:val="17"/>
               </w:rPr>
-              <w:t xml:space="preserve">Ataque</w:t>
+              <w:t xml:space="preserve">Alcance</w:t>
             </w:r>
           </w:p>
         </w:tc>
@@ -5483,7 +5546,7 @@
                 <w:sz w:val="17"/>
                 <w:szCs w:val="17"/>
               </w:rPr>
-              <w:t xml:space="preserve">Corpo</w:t>
+              <w:t xml:space="preserve">Castigo</w:t>
             </w:r>
           </w:p>
         </w:tc>
@@ -5511,7 +5574,7 @@
                 <w:sz w:val="17"/>
                 <w:szCs w:val="17"/>
               </w:rPr>
-              <w:t xml:space="preserve">☐</w:t>
+              <w:t xml:space="preserve">■</w:t>
             </w:r>
           </w:p>
         </w:tc>
@@ -5660,7 +5723,7 @@
                 <w:sz w:val="17"/>
                 <w:szCs w:val="17"/>
               </w:rPr>
-              <w:t xml:space="preserve">Movimento</w:t>
+              <w:t xml:space="preserve">Tempo</w:t>
             </w:r>
           </w:p>
         </w:tc>
@@ -5751,7 +5814,7 @@
                 <w:sz w:val="17"/>
                 <w:szCs w:val="17"/>
               </w:rPr>
-              <w:t xml:space="preserve">Controle</w:t>
+              <w:t xml:space="preserve">Mira</w:t>
             </w:r>
           </w:p>
         </w:tc>
@@ -5779,7 +5842,7 @@
                 <w:sz w:val="17"/>
                 <w:szCs w:val="17"/>
               </w:rPr>
-              <w:t xml:space="preserve">■</w:t>
+              <w:t xml:space="preserve">☐</w:t>
             </w:r>
           </w:p>
         </w:tc>
@@ -5835,7 +5898,7 @@
                 <w:sz w:val="17"/>
                 <w:szCs w:val="17"/>
               </w:rPr>
-              <w:t xml:space="preserve">Auxiliares</w:t>
+              <w:t xml:space="preserve">Marca</w:t>
             </w:r>
           </w:p>
         </w:tc>
@@ -5891,7 +5954,7 @@
                 <w:sz w:val="17"/>
                 <w:szCs w:val="17"/>
               </w:rPr>
-              <w:t xml:space="preserve">■</w:t>
+              <w:t xml:space="preserve">☐</w:t>
             </w:r>
           </w:p>
         </w:tc>
@@ -5925,7 +5988,7 @@
                 <w:sz w:val="17"/>
                 <w:szCs w:val="17"/>
               </w:rPr>
-              <w:t xml:space="preserve">Castigo</w:t>
+              <w:t xml:space="preserve">Controle</w:t>
             </w:r>
           </w:p>
         </w:tc>
@@ -6012,7 +6075,7 @@
                 <w:sz w:val="17"/>
                 <w:szCs w:val="17"/>
               </w:rPr>
-              <w:t xml:space="preserve">Percepção</w:t>
+              <w:t xml:space="preserve">Amparo</w:t>
             </w:r>
           </w:p>
         </w:tc>
@@ -6070,7 +6133,7 @@
                 <w:sz w:val="17"/>
                 <w:szCs w:val="17"/>
               </w:rPr>
-              <w:t xml:space="preserve">☐</w:t>
+              <w:t xml:space="preserve">■</w:t>
             </w:r>
           </w:p>
         </w:tc>
@@ -6103,7 +6166,7 @@
                 <w:sz w:val="17"/>
                 <w:szCs w:val="17"/>
               </w:rPr>
-              <w:t xml:space="preserve">Amparo</w:t>
+              <w:t xml:space="preserve">Auxiliares</w:t>
             </w:r>
           </w:p>
         </w:tc>
@@ -6221,7 +6284,7 @@
     </w:tbl>
     <w:p>
       <w:pPr>
-        <w:spacing w:after="96" w:before="36"/>
+        <w:spacing w:after="48" w:before="36"/>
       </w:pPr>
       <w:r>
         <w:rPr>
@@ -6275,7 +6338,7 @@
           <w:sz w:val="14"/>
           <w:szCs w:val="14"/>
         </w:rPr>
-        <w:t xml:space="preserve"> você nunca compra nada. É aqui que duas técnicas com a mesma Regra viram personagens diferentes.</w:t>
+        <w:t xml:space="preserve"> você nunca compra nada.</w:t>
       </w:r>
     </w:p>
     <w:tbl>
@@ -6302,112 +6365,6 @@
             <w:tcW w:type="dxa" w:w="9600"/>
             <w:tcBorders>
               <w:top w:val="nil"/>
-              <w:left w:val="nil"/>
-              <w:bottom w:val="single" w:color="9A6F87" w:sz="6"/>
-              <w:right w:val="nil"/>
-            </w:tcBorders>
-            <w:shd w:fill="FDF0F6" w:color="auto" w:val="clear"/>
-            <w:tcMar>
-              <w:top w:type="dxa" w:w="42"/>
-              <w:left w:type="dxa" w:w="120"/>
-              <w:bottom w:type="dxa" w:w="42"/>
-              <w:right w:type="dxa" w:w="120"/>
-            </w:tcMar>
-            <w:vAlign w:val="top"/>
-          </w:tcPr>
-          <w:p>
-            <w:pPr>
-              <w:spacing w:after="10" w:before="20"/>
-            </w:pPr>
-            <w:r>
-              <w:rPr>
-                <w:b/>
-                <w:bCs/>
-                <w:color w:val="847B86"/>
-                <w:spacing w:val="30"/>
-                <w:sz w:val="13"/>
-                <w:szCs w:val="13"/>
-              </w:rPr>
-              <w:t xml:space="preserve">SELO — O GESTO, A CONDIÇÃO OU O OBJETO QUE A TÉCNICA EXIGE</w:t>
-            </w:r>
-          </w:p>
-          <w:p>
-            <w:pPr>
-              <w:spacing w:after="30" w:before="0"/>
-            </w:pPr>
-            <w:r>
-              <w:rPr>
-                <w:color w:val="251727"/>
-                <w:sz w:val="20"/>
-                <w:szCs w:val="20"/>
-              </w:rPr>
-              <w:t xml:space="preserve">As duas mãos precisam se tocar antes.</w:t>
-            </w:r>
-          </w:p>
-        </w:tc>
-      </w:tr>
-    </w:tbl>
-    <w:p>
-      <w:pPr>
-        <w:spacing w:after="96" w:before="36"/>
-      </w:pPr>
-      <w:r>
-        <w:rPr>
-          <w:i/>
-          <w:iCs/>
-          <w:color w:val="847B86"/>
-          <w:sz w:val="14"/>
-          <w:szCs w:val="14"/>
-        </w:rPr>
-        <w:t xml:space="preserve">O Selo não custa nem devolve ponto: ele é identidade. Mas Restrição que o Selo já obriga </w:t>
-      </w:r>
-      <w:r>
-        <w:rPr>
-          <w:b/>
-          <w:bCs/>
-          <w:i/>
-          <w:iCs/>
-          <w:color w:val="847B86"/>
-          <w:sz w:val="14"/>
-          <w:szCs w:val="14"/>
-        </w:rPr>
-        <w:t xml:space="preserve">não devolve ponto</w:t>
-      </w:r>
-      <w:r>
-        <w:rPr>
-          <w:i/>
-          <w:iCs/>
-          <w:color w:val="847B86"/>
-          <w:sz w:val="14"/>
-          <w:szCs w:val="14"/>
-        </w:rPr>
-        <w:t xml:space="preserve">.</w:t>
-      </w:r>
-    </w:p>
-    <w:tbl>
-      <w:tblPr>
-        <w:tblW w:type="dxa" w:w="9600"/>
-        <w:tblBorders>
-          <w:top w:val="nil"/>
-          <w:left w:val="nil"/>
-          <w:bottom w:val="nil"/>
-          <w:right w:val="nil"/>
-          <w:insideH w:val="nil"/>
-          <w:insideV w:val="nil"/>
-        </w:tblBorders>
-      </w:tblPr>
-      <w:tblGrid>
-        <w:gridCol w:w="9600"/>
-      </w:tblGrid>
-      <w:tr>
-        <w:trPr>
-          <w:cantSplit/>
-        </w:trPr>
-        <w:tc>
-          <w:tcPr>
-            <w:tcW w:type="dxa" w:w="9600"/>
-            <w:tcBorders>
-              <w:top w:val="nil"/>
               <w:left w:val="single" w:color="BC2A6E" w:sz="12"/>
               <w:bottom w:val="nil"/>
               <w:right w:val="nil"/>
@@ -6475,9 +6432,9 @@
             <w:tcW w:type="dxa" w:w="9600"/>
             <w:shd w:fill="2B1B2E" w:color="auto" w:val="clear"/>
             <w:tcMar>
-              <w:top w:type="dxa" w:w="50"/>
+              <w:top w:type="dxa" w:w="34"/>
               <w:left w:type="dxa" w:w="150"/>
-              <w:bottom w:type="dxa" w:w="50"/>
+              <w:bottom w:type="dxa" w:w="34"/>
               <w:right w:type="dxa" w:w="150"/>
             </w:tcMar>
           </w:tcPr>
@@ -6812,7 +6769,7 @@
     </w:tbl>
     <w:p>
       <w:pPr>
-        <w:spacing w:after="96" w:before="36"/>
+        <w:spacing w:after="48" w:before="36"/>
       </w:pPr>
       <w:r>
         <w:rPr>
@@ -6822,7 +6779,7 @@
           <w:sz w:val="14"/>
           <w:szCs w:val="14"/>
         </w:rPr>
-        <w:t xml:space="preserve">Classe 0 não gasta PE, não ocupa espaço e não se monta: escolha uma Forma e pronto. Cabe uma Melhoria Leve, tirando um dado para pagar.</w:t>
+        <w:t xml:space="preserve">Classe 0 não gasta PE, não ocupa espaço e não se monta: escolha uma Forma e pronto. Cabe uma Melhoria Leve e uma Restrição Leve, tirando um dado para pagar.</w:t>
       </w:r>
     </w:p>
     <w:tbl>
@@ -6849,9 +6806,9 @@
             <w:tcW w:type="dxa" w:w="9600"/>
             <w:shd w:fill="2B1B2E" w:color="auto" w:val="clear"/>
             <w:tcMar>
-              <w:top w:type="dxa" w:w="50"/>
+              <w:top w:type="dxa" w:w="34"/>
               <w:left w:type="dxa" w:w="150"/>
-              <w:bottom w:type="dxa" w:w="50"/>
+              <w:bottom w:type="dxa" w:w="34"/>
               <w:right w:type="dxa" w:w="150"/>
             </w:tcMar>
           </w:tcPr>
@@ -6908,9 +6865,9 @@
             </w:tcBorders>
             <w:shd w:fill="FDF0F6" w:color="auto" w:val="clear"/>
             <w:tcMar>
-              <w:top w:type="dxa" w:w="42"/>
+              <w:top w:type="dxa" w:w="30"/>
               <w:left w:type="dxa" w:w="120"/>
-              <w:bottom w:type="dxa" w:w="42"/>
+              <w:bottom w:type="dxa" w:w="30"/>
               <w:right w:type="dxa" w:w="120"/>
             </w:tcMar>
             <w:vAlign w:val="top"/>
@@ -6956,9 +6913,9 @@
             </w:tcBorders>
             <w:shd w:fill="FDF0F6" w:color="auto" w:val="clear"/>
             <w:tcMar>
-              <w:top w:type="dxa" w:w="42"/>
+              <w:top w:type="dxa" w:w="30"/>
               <w:left w:type="dxa" w:w="120"/>
-              <w:bottom w:type="dxa" w:w="42"/>
+              <w:bottom w:type="dxa" w:w="30"/>
               <w:right w:type="dxa" w:w="120"/>
             </w:tcMar>
             <w:vAlign w:val="top"/>
@@ -7004,9 +6961,9 @@
             </w:tcBorders>
             <w:shd w:fill="FDF0F6" w:color="auto" w:val="clear"/>
             <w:tcMar>
-              <w:top w:type="dxa" w:w="42"/>
+              <w:top w:type="dxa" w:w="30"/>
               <w:left w:type="dxa" w:w="120"/>
-              <w:bottom w:type="dxa" w:w="42"/>
+              <w:bottom w:type="dxa" w:w="30"/>
               <w:right w:type="dxa" w:w="120"/>
             </w:tcMar>
             <w:vAlign w:val="top"/>
@@ -7052,9 +7009,9 @@
             </w:tcBorders>
             <w:shd w:fill="FDF0F6" w:color="auto" w:val="clear"/>
             <w:tcMar>
-              <w:top w:type="dxa" w:w="42"/>
+              <w:top w:type="dxa" w:w="30"/>
               <w:left w:type="dxa" w:w="120"/>
-              <w:bottom w:type="dxa" w:w="42"/>
+              <w:bottom w:type="dxa" w:w="30"/>
               <w:right w:type="dxa" w:w="120"/>
             </w:tcMar>
             <w:vAlign w:val="top"/>
@@ -7123,9 +7080,9 @@
             </w:tcBorders>
             <w:shd w:fill="FDF0F6" w:color="auto" w:val="clear"/>
             <w:tcMar>
-              <w:top w:type="dxa" w:w="42"/>
+              <w:top w:type="dxa" w:w="30"/>
               <w:left w:type="dxa" w:w="120"/>
-              <w:bottom w:type="dxa" w:w="42"/>
+              <w:bottom w:type="dxa" w:w="30"/>
               <w:right w:type="dxa" w:w="120"/>
             </w:tcMar>
             <w:vAlign w:val="top"/>
@@ -7171,9 +7128,9 @@
             </w:tcBorders>
             <w:shd w:fill="FDF0F6" w:color="auto" w:val="clear"/>
             <w:tcMar>
-              <w:top w:type="dxa" w:w="42"/>
+              <w:top w:type="dxa" w:w="30"/>
               <w:left w:type="dxa" w:w="120"/>
-              <w:bottom w:type="dxa" w:w="42"/>
+              <w:bottom w:type="dxa" w:w="30"/>
               <w:right w:type="dxa" w:w="120"/>
             </w:tcMar>
             <w:vAlign w:val="top"/>
@@ -7219,9 +7176,9 @@
             </w:tcBorders>
             <w:shd w:fill="FDF0F6" w:color="auto" w:val="clear"/>
             <w:tcMar>
-              <w:top w:type="dxa" w:w="42"/>
+              <w:top w:type="dxa" w:w="30"/>
               <w:left w:type="dxa" w:w="120"/>
-              <w:bottom w:type="dxa" w:w="42"/>
+              <w:bottom w:type="dxa" w:w="30"/>
               <w:right w:type="dxa" w:w="120"/>
             </w:tcMar>
             <w:vAlign w:val="top"/>
@@ -7258,11 +7215,6 @@
         </w:tc>
       </w:tr>
     </w:tbl>
-    <w:p>
-      <w:pPr>
-        <w:spacing w:after="55"/>
-      </w:pPr>
-    </w:p>
     <w:tbl>
       <w:tblPr>
         <w:tblW w:type="dxa" w:w="9600"/>
@@ -7296,9 +7248,9 @@
             </w:tcBorders>
             <w:shd w:fill="FDF0F6" w:color="auto" w:val="clear"/>
             <w:tcMar>
-              <w:top w:type="dxa" w:w="42"/>
+              <w:top w:type="dxa" w:w="30"/>
               <w:left w:type="dxa" w:w="120"/>
-              <w:bottom w:type="dxa" w:w="42"/>
+              <w:bottom w:type="dxa" w:w="30"/>
               <w:right w:type="dxa" w:w="120"/>
             </w:tcMar>
             <w:vAlign w:val="top"/>
@@ -7344,9 +7296,9 @@
             </w:tcBorders>
             <w:shd w:fill="FDF0F6" w:color="auto" w:val="clear"/>
             <w:tcMar>
-              <w:top w:type="dxa" w:w="42"/>
+              <w:top w:type="dxa" w:w="30"/>
               <w:left w:type="dxa" w:w="120"/>
-              <w:bottom w:type="dxa" w:w="42"/>
+              <w:bottom w:type="dxa" w:w="30"/>
               <w:right w:type="dxa" w:w="120"/>
             </w:tcMar>
             <w:vAlign w:val="top"/>
@@ -7392,9 +7344,9 @@
             </w:tcBorders>
             <w:shd w:fill="FDF0F6" w:color="auto" w:val="clear"/>
             <w:tcMar>
-              <w:top w:type="dxa" w:w="42"/>
+              <w:top w:type="dxa" w:w="30"/>
               <w:left w:type="dxa" w:w="120"/>
-              <w:bottom w:type="dxa" w:w="42"/>
+              <w:bottom w:type="dxa" w:w="30"/>
               <w:right w:type="dxa" w:w="120"/>
             </w:tcMar>
             <w:vAlign w:val="top"/>
@@ -7440,9 +7392,9 @@
             </w:tcBorders>
             <w:shd w:fill="FDF0F6" w:color="auto" w:val="clear"/>
             <w:tcMar>
-              <w:top w:type="dxa" w:w="42"/>
+              <w:top w:type="dxa" w:w="30"/>
               <w:left w:type="dxa" w:w="120"/>
-              <w:bottom w:type="dxa" w:w="42"/>
+              <w:bottom w:type="dxa" w:w="30"/>
               <w:right w:type="dxa" w:w="120"/>
             </w:tcMar>
             <w:vAlign w:val="top"/>
@@ -7511,9 +7463,9 @@
             </w:tcBorders>
             <w:shd w:fill="FDF0F6" w:color="auto" w:val="clear"/>
             <w:tcMar>
-              <w:top w:type="dxa" w:w="42"/>
+              <w:top w:type="dxa" w:w="30"/>
               <w:left w:type="dxa" w:w="120"/>
-              <w:bottom w:type="dxa" w:w="42"/>
+              <w:bottom w:type="dxa" w:w="30"/>
               <w:right w:type="dxa" w:w="120"/>
             </w:tcMar>
             <w:vAlign w:val="top"/>
@@ -7559,9 +7511,9 @@
             </w:tcBorders>
             <w:shd w:fill="FDF0F6" w:color="auto" w:val="clear"/>
             <w:tcMar>
-              <w:top w:type="dxa" w:w="42"/>
+              <w:top w:type="dxa" w:w="30"/>
               <w:left w:type="dxa" w:w="120"/>
-              <w:bottom w:type="dxa" w:w="42"/>
+              <w:bottom w:type="dxa" w:w="30"/>
               <w:right w:type="dxa" w:w="120"/>
             </w:tcMar>
             <w:vAlign w:val="top"/>
@@ -7607,9 +7559,9 @@
             </w:tcBorders>
             <w:shd w:fill="FDF0F6" w:color="auto" w:val="clear"/>
             <w:tcMar>
-              <w:top w:type="dxa" w:w="42"/>
+              <w:top w:type="dxa" w:w="30"/>
               <w:left w:type="dxa" w:w="120"/>
-              <w:bottom w:type="dxa" w:w="42"/>
+              <w:bottom w:type="dxa" w:w="30"/>
               <w:right w:type="dxa" w:w="120"/>
             </w:tcMar>
             <w:vAlign w:val="top"/>
@@ -7646,11 +7598,6 @@
         </w:tc>
       </w:tr>
     </w:tbl>
-    <w:p>
-      <w:pPr>
-        <w:spacing w:after="55"/>
-      </w:pPr>
-    </w:p>
     <w:tbl>
       <w:tblPr>
         <w:tblW w:type="dxa" w:w="9600"/>
@@ -7684,9 +7631,9 @@
             </w:tcBorders>
             <w:shd w:fill="FDF0F6" w:color="auto" w:val="clear"/>
             <w:tcMar>
-              <w:top w:type="dxa" w:w="42"/>
+              <w:top w:type="dxa" w:w="30"/>
               <w:left w:type="dxa" w:w="120"/>
-              <w:bottom w:type="dxa" w:w="42"/>
+              <w:bottom w:type="dxa" w:w="30"/>
               <w:right w:type="dxa" w:w="120"/>
             </w:tcMar>
             <w:vAlign w:val="top"/>
@@ -7732,9 +7679,9 @@
             </w:tcBorders>
             <w:shd w:fill="FDF0F6" w:color="auto" w:val="clear"/>
             <w:tcMar>
-              <w:top w:type="dxa" w:w="42"/>
+              <w:top w:type="dxa" w:w="30"/>
               <w:left w:type="dxa" w:w="120"/>
-              <w:bottom w:type="dxa" w:w="42"/>
+              <w:bottom w:type="dxa" w:w="30"/>
               <w:right w:type="dxa" w:w="120"/>
             </w:tcMar>
             <w:vAlign w:val="top"/>
@@ -7780,9 +7727,9 @@
             </w:tcBorders>
             <w:shd w:fill="FDF0F6" w:color="auto" w:val="clear"/>
             <w:tcMar>
-              <w:top w:type="dxa" w:w="42"/>
+              <w:top w:type="dxa" w:w="30"/>
               <w:left w:type="dxa" w:w="120"/>
-              <w:bottom w:type="dxa" w:w="42"/>
+              <w:bottom w:type="dxa" w:w="30"/>
               <w:right w:type="dxa" w:w="120"/>
             </w:tcMar>
             <w:vAlign w:val="top"/>
@@ -7828,9 +7775,9 @@
             </w:tcBorders>
             <w:shd w:fill="FDF0F6" w:color="auto" w:val="clear"/>
             <w:tcMar>
-              <w:top w:type="dxa" w:w="42"/>
+              <w:top w:type="dxa" w:w="30"/>
               <w:left w:type="dxa" w:w="120"/>
-              <w:bottom w:type="dxa" w:w="42"/>
+              <w:bottom w:type="dxa" w:w="30"/>
               <w:right w:type="dxa" w:w="120"/>
             </w:tcMar>
             <w:vAlign w:val="top"/>
@@ -7899,9 +7846,9 @@
             </w:tcBorders>
             <w:shd w:fill="FDF0F6" w:color="auto" w:val="clear"/>
             <w:tcMar>
-              <w:top w:type="dxa" w:w="42"/>
+              <w:top w:type="dxa" w:w="30"/>
               <w:left w:type="dxa" w:w="120"/>
-              <w:bottom w:type="dxa" w:w="42"/>
+              <w:bottom w:type="dxa" w:w="30"/>
               <w:right w:type="dxa" w:w="120"/>
             </w:tcMar>
             <w:vAlign w:val="top"/>
@@ -7947,9 +7894,9 @@
             </w:tcBorders>
             <w:shd w:fill="FDF0F6" w:color="auto" w:val="clear"/>
             <w:tcMar>
-              <w:top w:type="dxa" w:w="42"/>
+              <w:top w:type="dxa" w:w="30"/>
               <w:left w:type="dxa" w:w="120"/>
-              <w:bottom w:type="dxa" w:w="42"/>
+              <w:bottom w:type="dxa" w:w="30"/>
               <w:right w:type="dxa" w:w="120"/>
             </w:tcMar>
             <w:vAlign w:val="top"/>
@@ -7995,9 +7942,9 @@
             </w:tcBorders>
             <w:shd w:fill="FDF0F6" w:color="auto" w:val="clear"/>
             <w:tcMar>
-              <w:top w:type="dxa" w:w="42"/>
+              <w:top w:type="dxa" w:w="30"/>
               <w:left w:type="dxa" w:w="120"/>
-              <w:bottom w:type="dxa" w:w="42"/>
+              <w:bottom w:type="dxa" w:w="30"/>
               <w:right w:type="dxa" w:w="120"/>
             </w:tcMar>
             <w:vAlign w:val="top"/>
@@ -8036,12 +7983,7 @@
     </w:tbl>
     <w:p>
       <w:pPr>
-        <w:spacing w:after="55"/>
-      </w:pPr>
-    </w:p>
-    <w:p>
-      <w:pPr>
-        <w:spacing w:after="96" w:before="36"/>
+        <w:spacing w:after="48" w:before="36"/>
       </w:pPr>
       <w:r>
         <w:rPr>
@@ -8081,7 +8023,7 @@
         <w:sectPr>
           <w:footerReference w:type="default" r:id="rId8"/>
           <w:pgSz w:w="11906" w:h="16838" w:orient="portrait"/>
-          <w:pgMar w:top="680" w:right="780" w:bottom="560" w:left="780" w:header="708" w:footer="708" w:gutter="0"/>
+          <w:pgMar w:top="400" w:right="700" w:bottom="440" w:left="700" w:header="708" w:footer="708" w:gutter="0"/>
           <w:pgNumType/>
           <w:docGrid w:linePitch="360"/>
         </w:sectPr>
@@ -8125,12 +8067,12 @@
     </w:p>
     <w:p>
       <w:pPr>
-        <w:spacing w:after="120"/>
+        <w:spacing w:after="20"/>
       </w:pPr>
     </w:p>
     <w:p>
       <w:pPr>
-        <w:spacing w:after="96" w:before="36"/>
+        <w:spacing w:after="48" w:before="36"/>
       </w:pPr>
       <w:r>
         <w:rPr>
@@ -8140,7 +8082,7 @@
           <w:sz w:val="14"/>
           <w:szCs w:val="14"/>
         </w:rPr>
-        <w:t xml:space="preserve">Esta é a página que atravessa as mesas: numa guilda com sete mestres, é ela que faz o seu personagem ser reconhecido numa mesa em que nunca jogou. Nada aqui rola dado.</w:t>
+        <w:t xml:space="preserve">É esta página que outra mesa lê para reconhecer o seu personagem. Nada aqui rola dado.</w:t>
       </w:r>
     </w:p>
     <w:tbl>
@@ -8325,9 +8267,9 @@
             <w:tcW w:type="dxa" w:w="9600"/>
             <w:shd w:fill="2B1B2E" w:color="auto" w:val="clear"/>
             <w:tcMar>
-              <w:top w:type="dxa" w:w="50"/>
+              <w:top w:type="dxa" w:w="34"/>
               <w:left w:type="dxa" w:w="150"/>
-              <w:bottom w:type="dxa" w:w="50"/>
+              <w:bottom w:type="dxa" w:w="34"/>
               <w:right w:type="dxa" w:w="150"/>
             </w:tcMar>
           </w:tcPr>
@@ -8576,9 +8518,9 @@
             <w:tcW w:type="dxa" w:w="9600"/>
             <w:shd w:fill="2B1B2E" w:color="auto" w:val="clear"/>
             <w:tcMar>
-              <w:top w:type="dxa" w:w="50"/>
+              <w:top w:type="dxa" w:w="34"/>
               <w:left w:type="dxa" w:w="150"/>
-              <w:bottom w:type="dxa" w:w="50"/>
+              <w:bottom w:type="dxa" w:w="34"/>
               <w:right w:type="dxa" w:w="150"/>
             </w:tcMar>
           </w:tcPr>
@@ -8817,7 +8759,7 @@
     </w:tbl>
     <w:p>
       <w:pPr>
-        <w:spacing w:after="96" w:before="36"/>
+        <w:spacing w:after="48" w:before="36"/>
       </w:pPr>
       <w:r>
         <w:rPr>
@@ -8829,7 +8771,7 @@
           <w:sz w:val="14"/>
           <w:szCs w:val="14"/>
         </w:rPr>
-        <w:t xml:space="preserve">Provisório:</w:t>
+        <w:t xml:space="preserve">Na criação só entra o pacto de restrição</w:t>
       </w:r>
       <w:r>
         <w:rPr>
@@ -8839,71 +8781,7 @@
           <w:sz w:val="14"/>
           <w:szCs w:val="14"/>
         </w:rPr>
-        <w:t xml:space="preserve"> pacto entre personagens ainda não tem regra, e </w:t>
-      </w:r>
-      <w:r>
-        <w:rPr>
-          <w:b/>
-          <w:bCs/>
-          <w:i/>
-          <w:iCs/>
-          <w:color w:val="847B86"/>
-          <w:sz w:val="14"/>
-          <w:szCs w:val="14"/>
-        </w:rPr>
-        <w:t xml:space="preserve">na criação ele não entra</w:t>
-      </w:r>
-      <w:r>
-        <w:rPr>
-          <w:i/>
-          <w:iCs/>
-          <w:color w:val="847B86"/>
-          <w:sz w:val="14"/>
-          <w:szCs w:val="14"/>
-        </w:rPr>
-        <w:t xml:space="preserve"> — quem quiser começar com um usa a </w:t>
-      </w:r>
-      <w:r>
-        <w:rPr>
-          <w:rFonts w:ascii="Consolas" w:cs="Consolas" w:eastAsia="Consolas" w:hAnsi="Consolas"/>
-          <w:i/>
-          <w:iCs/>
-          <w:color w:val="847B86"/>
-          <w:sz w:val="14"/>
-          <w:szCs w:val="14"/>
-        </w:rPr>
-        <w:t xml:space="preserve">Regra Própria</w:t>
-      </w:r>
-      <w:r>
-        <w:rPr>
-          <w:i/>
-          <w:iCs/>
-          <w:color w:val="847B86"/>
-          <w:sz w:val="14"/>
-          <w:szCs w:val="14"/>
-        </w:rPr>
-        <w:t xml:space="preserve"> do manual ou um </w:t>
-      </w:r>
-      <w:r>
-        <w:rPr>
-          <w:rFonts w:ascii="Consolas" w:cs="Consolas" w:eastAsia="Consolas" w:hAnsi="Consolas"/>
-          <w:i/>
-          <w:iCs/>
-          <w:color w:val="847B86"/>
-          <w:sz w:val="14"/>
-          <w:szCs w:val="14"/>
-        </w:rPr>
-        <w:t xml:space="preserve">Legado</w:t>
-      </w:r>
-      <w:r>
-        <w:rPr>
-          <w:i/>
-          <w:iCs/>
-          <w:color w:val="847B86"/>
-          <w:sz w:val="14"/>
-          <w:szCs w:val="14"/>
-        </w:rPr>
-        <w:t xml:space="preserve">, que é onde essa ficção já mora.</w:t>
+        <w:t xml:space="preserve">, escrito junto da Origem ou da técnica. As outras três formas nascem em jogo, e estão no capítulo 17.</w:t>
       </w:r>
     </w:p>
     <w:tbl>
@@ -8930,9 +8808,9 @@
             <w:tcW w:type="dxa" w:w="9600"/>
             <w:shd w:fill="2B1B2E" w:color="auto" w:val="clear"/>
             <w:tcMar>
-              <w:top w:type="dxa" w:w="50"/>
+              <w:top w:type="dxa" w:w="34"/>
               <w:left w:type="dxa" w:w="150"/>
-              <w:bottom w:type="dxa" w:w="50"/>
+              <w:bottom w:type="dxa" w:w="34"/>
               <w:right w:type="dxa" w:w="150"/>
             </w:tcMar>
           </w:tcPr>
@@ -9230,7 +9108,7 @@
                 <w:sz w:val="17"/>
                 <w:szCs w:val="17"/>
               </w:rPr>
-              <w:t xml:space="preserve">Os dois golpes</w:t>
+              <w:t xml:space="preserve">Os dois descansos</w:t>
             </w:r>
           </w:p>
         </w:tc>
@@ -9259,68 +9137,7 @@
                 <w:sz w:val="17"/>
                 <w:szCs w:val="17"/>
               </w:rPr>
-              <w:t xml:space="preserve">canalizado = os dados da Classe e nada mais, um por turno. Simples = arma + Força</w:t>
-            </w:r>
-          </w:p>
-        </w:tc>
-      </w:tr>
-      <w:tr>
-        <w:trPr>
-          <w:cantSplit/>
-        </w:trPr>
-        <w:tc>
-          <w:tcPr>
-            <w:tcW w:type="dxa" w:w="2112"/>
-            <w:tcMar>
-              <w:top w:type="dxa" w:w="26"/>
-              <w:left w:type="dxa" w:w="90"/>
-              <w:bottom w:type="dxa" w:w="26"/>
-              <w:right w:type="dxa" w:w="90"/>
-            </w:tcMar>
-            <w:vAlign w:val="center"/>
-          </w:tcPr>
-          <w:p>
-            <w:pPr>
-              <w:spacing w:after="18" w:before="18" w:line="215"/>
-              <w:jc w:val="left"/>
-            </w:pPr>
-            <w:r>
-              <w:rPr>
-                <w:b/>
-                <w:bCs/>
-                <w:color w:val="251727"/>
-                <w:sz w:val="17"/>
-                <w:szCs w:val="17"/>
-              </w:rPr>
-              <w:t xml:space="preserve">Os dois descansos</w:t>
-            </w:r>
-          </w:p>
-        </w:tc>
-        <w:tc>
-          <w:tcPr>
-            <w:tcW w:type="dxa" w:w="7488"/>
-            <w:tcMar>
-              <w:top w:type="dxa" w:w="26"/>
-              <w:left w:type="dxa" w:w="90"/>
-              <w:bottom w:type="dxa" w:w="26"/>
-              <w:right w:type="dxa" w:w="90"/>
-            </w:tcMar>
-            <w:vAlign w:val="center"/>
-          </w:tcPr>
-          <w:p>
-            <w:pPr>
-              <w:spacing w:after="18" w:before="18" w:line="215"/>
-              <w:jc w:val="left"/>
-            </w:pPr>
-            <w:r>
-              <w:rPr>
-                <w:b w:val="false"/>
-                <w:bCs w:val="false"/>
-                <w:color w:val="251727"/>
-                <w:sz w:val="17"/>
-                <w:szCs w:val="17"/>
-              </w:rPr>
-              <w:t xml:space="preserve">curto devolve 25% do PE máximo em ambiente propício; longo zera o relógio e a exaustão</w:t>
+              <w:t xml:space="preserve">curto devolve 25% do PE máximo; longo devolve tudo em ambiente propício, e metade fora dele</w:t>
             </w:r>
           </w:p>
         </w:tc>
@@ -9328,7 +9145,7 @@
     </w:tbl>
     <w:p>
       <w:pPr>
-        <w:spacing w:after="96" w:before="36"/>
+        <w:spacing w:after="48" w:before="36"/>
       </w:pPr>
       <w:r>
         <w:rPr>
@@ -9350,7 +9167,7 @@
           <w:sz w:val="14"/>
           <w:szCs w:val="14"/>
         </w:rPr>
-        <w:t xml:space="preserve">CDs, condições, exaustão e o resto da mesa estão na quick-start</w:t>
+        <w:t xml:space="preserve">CDs, condições, exaustão e o resto da mesa estão no Manual da Guilda.</w:t>
       </w:r>
       <w:r>
         <w:rPr>
@@ -9360,13 +9177,13 @@
           <w:sz w:val="14"/>
           <w:szCs w:val="14"/>
         </w:rPr>
-        <w:t xml:space="preserve"> — repetir número em dois documentos é como eles divergem. Nota de campanha vai no verso.</w:t>
+        <w:t xml:space="preserve"> Nota de campanha vai no verso.</w:t>
       </w:r>
     </w:p>
     <w:sectPr>
       <w:footerReference w:type="default" r:id="rId9"/>
       <w:pgSz w:w="11906" w:h="16838" w:orient="portrait"/>
-      <w:pgMar w:top="680" w:right="780" w:bottom="560" w:left="780" w:header="708" w:footer="708" w:gutter="0"/>
+      <w:pgMar w:top="400" w:right="700" w:bottom="440" w:left="700" w:header="708" w:footer="708" w:gutter="0"/>
       <w:pgNumType/>
       <w:docGrid w:linePitch="360"/>
     </w:sectPr>
@@ -9614,7 +9431,7 @@
     </w:rPrDefault>
     <w:pPrDefault>
       <w:pPr>
-        <w:spacing w:line="250"/>
+        <w:spacing w:line="240"/>
       </w:pPr>
     </w:pPrDefault>
   </w:docDefaults>

--- a/sistema/05-material/ficha-exemplo-kaori.docx
+++ b/sistema/05-material/ficha-exemplo-kaori.docx
@@ -2620,7 +2620,7 @@
                 <w:sz w:val="17"/>
                 <w:szCs w:val="17"/>
               </w:rPr>
-              <w:t xml:space="preserve">d20 + atr + 2</w:t>
+              <w:t xml:space="preserve">d20 + atr + maestria</w:t>
             </w:r>
           </w:p>
         </w:tc>
@@ -2741,7 +2741,7 @@
                 <w:sz w:val="17"/>
                 <w:szCs w:val="17"/>
               </w:rPr>
-              <w:t xml:space="preserve">d20 + atr + 2</w:t>
+              <w:t xml:space="preserve">d20 + atr + maestria</w:t>
             </w:r>
           </w:p>
         </w:tc>
@@ -2985,6 +2985,63 @@
         </w:tc>
       </w:tr>
     </w:tbl>
+    <w:p>
+      <w:pPr>
+        <w:spacing w:after="48" w:before="36"/>
+      </w:pPr>
+      <w:r>
+        <w:rPr>
+          <w:i/>
+          <w:iCs/>
+          <w:color w:val="847B86"/>
+          <w:sz w:val="14"/>
+          <w:szCs w:val="14"/>
+        </w:rPr>
+        <w:t xml:space="preserve">Treinado: </w:t>
+      </w:r>
+      <w:r>
+        <w:rPr>
+          <w:rFonts w:ascii="Consolas" w:cs="Consolas" w:eastAsia="Consolas" w:hAnsi="Consolas"/>
+          <w:i/>
+          <w:iCs/>
+          <w:color w:val="847B86"/>
+          <w:sz w:val="14"/>
+          <w:szCs w:val="14"/>
+        </w:rPr>
+        <w:t xml:space="preserve">d20 + atributo + maestria</w:t>
+      </w:r>
+      <w:r>
+        <w:rPr>
+          <w:i/>
+          <w:iCs/>
+          <w:color w:val="847B86"/>
+          <w:sz w:val="14"/>
+          <w:szCs w:val="14"/>
+        </w:rPr>
+        <w:t xml:space="preserve">. Sem treino: </w:t>
+      </w:r>
+      <w:r>
+        <w:rPr>
+          <w:rFonts w:ascii="Consolas" w:cs="Consolas" w:eastAsia="Consolas" w:hAnsi="Consolas"/>
+          <w:i/>
+          <w:iCs/>
+          <w:color w:val="847B86"/>
+          <w:sz w:val="14"/>
+          <w:szCs w:val="14"/>
+        </w:rPr>
+        <w:t xml:space="preserve">d20 + atributo</w:t>
+      </w:r>
+      <w:r>
+        <w:rPr>
+          <w:i/>
+          <w:iCs/>
+          <w:color w:val="847B86"/>
+          <w:sz w:val="14"/>
+          <w:szCs w:val="14"/>
+        </w:rPr>
+        <w:t xml:space="preserve">.</w:t>
+      </w:r>
+    </w:p>
     <w:tbl>
       <w:tblPr>
         <w:tblW w:type="dxa" w:w="9600"/>

--- a/sistema/05-material/ficha-exemplo-kaori.docx
+++ b/sistema/05-material/ficha-exemplo-kaori.docx
@@ -2325,7 +2325,7 @@
           <w:sz w:val="14"/>
           <w:szCs w:val="14"/>
         </w:rPr>
-        <w:t xml:space="preserve">). Ela vale sem uniforme, sem armadura e sem escudo — vestir qualquer um deles a desliga. Arredondamento: sempre para o lado que não te favorece, e o que você ganha nunca fica abaixo de 1.</w:t>
+        <w:t xml:space="preserve">). Ela vale sem Traje e sem Revestimento: vestido, a proteção é a do uniforme. Escudo soma por cima. Arredondamento: sempre para o lado que não te favorece, e o que você ganha nunca fica abaixo de 1.</w:t>
       </w:r>
     </w:p>
     <w:tbl>

--- a/sistema/05-material/ficha-exemplo-kaori.docx
+++ b/sistema/05-material/ficha-exemplo-kaori.docx
@@ -3864,7 +3864,7 @@
                 <w:sz w:val="17"/>
                 <w:szCs w:val="17"/>
               </w:rPr>
-              <w:t xml:space="preserve">■  Intimidação</w:t>
+              <w:t xml:space="preserve">☐  Intimidação</w:t>
             </w:r>
           </w:p>
         </w:tc>
@@ -4166,7 +4166,7 @@
                 <w:sz w:val="17"/>
                 <w:szCs w:val="17"/>
               </w:rPr>
-              <w:t xml:space="preserve">☐  Provocar</w:t>
+              <w:t xml:space="preserve">■  Provocar</w:t>
             </w:r>
           </w:p>
         </w:tc>

--- a/sistema/05-material/ficha-exemplo-kaori.docx
+++ b/sistema/05-material/ficha-exemplo-kaori.docx
@@ -6447,7 +6447,7 @@
                 <w:sz w:val="13"/>
                 <w:szCs w:val="13"/>
               </w:rPr>
-              <w:t xml:space="preserve">PASSIVA LIVRE — UMA, DE GRAÇA. NÃO ROLA DADO, NÃO MUDA NÚMERO, NÃO FAZ NINGUÉM ROLAR</w:t>
+              <w:t xml:space="preserve">EXPRESSÃO DA TÉCNICA — UMA, DE GRAÇA. NÃO ROLA DADO, NÃO MUDA NÚMERO, NÃO FAZ NINGUÉM ROLAR</w:t>
             </w:r>
           </w:p>
           <w:p>

--- a/sistema/05-material/ficha-exemplo-kaori.docx
+++ b/sistema/05-material/ficha-exemplo-kaori.docx
@@ -3086,7 +3086,7 @@
                 <w:sz w:val="17"/>
                 <w:szCs w:val="17"/>
               </w:rPr>
-              <w:t xml:space="preserve">PERÍCIAS — 23, E VOCÊ TREINA 8 (OU 9)</w:t>
+              <w:t xml:space="preserve">PERÍCIAS — 23, E VOCÊ TREINA 9 (OU 10)</w:t>
             </w:r>
           </w:p>
         </w:tc>
@@ -3572,7 +3572,7 @@
                 <w:sz w:val="17"/>
                 <w:szCs w:val="17"/>
               </w:rPr>
-              <w:t xml:space="preserve">☐  Persuasão</w:t>
+              <w:t xml:space="preserve">■  Persuasão</w:t>
             </w:r>
           </w:p>
         </w:tc>
@@ -4412,7 +4412,7 @@
                 <w:sz w:val="17"/>
                 <w:szCs w:val="17"/>
               </w:rPr>
-              <w:t xml:space="preserve">OFÍCIOS — 11, E VOCÊ TREINA 3 (OU 2)</w:t>
+              <w:t xml:space="preserve">OFÍCIOS — 11, E VOCÊ TREINA 2 (OU NENHUM)</w:t>
             </w:r>
           </w:p>
         </w:tc>
@@ -4491,7 +4491,7 @@
                 <w:sz w:val="17"/>
                 <w:szCs w:val="17"/>
               </w:rPr>
-              <w:t xml:space="preserve">■  Caligrafia</w:t>
+              <w:t xml:space="preserve">☐  Caligrafia</w:t>
             </w:r>
           </w:p>
         </w:tc>
@@ -4822,7 +4822,7 @@
           <w:sz w:val="14"/>
           <w:szCs w:val="14"/>
         </w:rPr>
-        <w:t xml:space="preserve">: o mestre escolhe na hora. E ofício sem treino você não tenta — ninguém forja uma lâmina por tentativa.</w:t>
+        <w:t xml:space="preserve">: o mestre escolhe na hora. E ofício sem treino você não tenta — ninguém forja uma lâmina por tentativa. Os dois ofícios vêm da Origem, e você pode trocar os dois por mais uma perícia.</w:t>
       </w:r>
     </w:p>
     <w:p>
@@ -8838,7 +8838,7 @@
           <w:sz w:val="14"/>
           <w:szCs w:val="14"/>
         </w:rPr>
-        <w:t xml:space="preserve">, escrito junto da Origem ou da técnica. As outras três formas nascem em jogo, e estão no capítulo 17.</w:t>
+        <w:t xml:space="preserve">, escrito junto da Origem ou da técnica. As outras três formas nascem em jogo, e estão no capítulo de Ritual e Pactos do livro.</w:t>
       </w:r>
     </w:p>
     <w:tbl>
@@ -9224,7 +9224,7 @@
           <w:sz w:val="14"/>
           <w:szCs w:val="14"/>
         </w:rPr>
-        <w:t xml:space="preserve">CDs, condições, exaustão e o resto da mesa estão no Manual da Guilda.</w:t>
+        <w:t xml:space="preserve">CDs, condições, exaustão e o resto da mesa estão no livro, o Ciclo Maldito.</w:t>
       </w:r>
       <w:r>
         <w:rPr>

--- a/sistema/05-material/ficha-exemplo-kaori.docx
+++ b/sistema/05-material/ficha-exemplo-kaori.docx
@@ -9301,7 +9301,7 @@
         <w:sz w:val="14"/>
         <w:szCs w:val="14"/>
       </w:rPr>
-      <w:t xml:space="preserve">RPG da Guilda · exemplo preenchido: a Kaori, da peça 8  ·  1 de 3</w:t>
+      <w:t xml:space="preserve">RPG da Guilda · exemplo preenchido: a Kaori, do capítulo de Criação  ·  1 de 3</w:t>
     </w:r>
   </w:p>
 </w:ftr>
@@ -9319,7 +9319,7 @@
         <w:sz w:val="14"/>
         <w:szCs w:val="14"/>
       </w:rPr>
-      <w:t xml:space="preserve">RPG da Guilda · exemplo preenchido: a Kaori, da peça 8  ·  2 de 3</w:t>
+      <w:t xml:space="preserve">RPG da Guilda · exemplo preenchido: a Kaori, do capítulo de Criação  ·  2 de 3</w:t>
     </w:r>
   </w:p>
 </w:ftr>
@@ -9337,7 +9337,7 @@
         <w:sz w:val="14"/>
         <w:szCs w:val="14"/>
       </w:rPr>
-      <w:t xml:space="preserve">RPG da Guilda · exemplo preenchido: a Kaori, da peça 8  ·  3 de 3</w:t>
+      <w:t xml:space="preserve">RPG da Guilda · exemplo preenchido: a Kaori, do capítulo de Criação  ·  3 de 3</w:t>
     </w:r>
   </w:p>
 </w:ftr>
